--- a/docs/adrs/DEVFLOW-01-standardized-development-workflow.docx
+++ b/docs/adrs/DEVFLOW-01-standardized-development-workflow.docx
@@ -14837,7 +14837,7 @@
     <w:basedOn w:val="Normal"/>
     <w:pPr>
       <w:spacing w:after="120"/>
-      <w:ind w:left="0" w:firstLine="0"/>
+      <w:ind w:left="0"/>
     </w:pPr>
     <w:rPr>
       <w:rFonts w:ascii="Segoe UI" w:hAnsi="Segoe UI"/>
